--- a/templates/ROYAL/QATAR/POA_DM.docx
+++ b/templates/ROYAL/QATAR/POA_DM.docx
@@ -1345,108 +1345,22 @@
       </w:pPr>
       <w:r>
         <w:rPr>
-          <w:rFonts w:ascii="Times New Roman" w:hAnsi="Times New Roman" w:cs="Times New Roman"/>
-          <w:sz w:val="24"/>
-          <w:szCs w:val="24"/>
-        </w:rPr>
-        <w:t>All other terms and conditions</w:t>
-      </w:r>
-      <w:r>
-        <w:rPr>
-          <w:rFonts w:ascii="Times New Roman" w:hAnsi="Times New Roman" w:cs="Times New Roman"/>
-          <w:sz w:val="24"/>
-          <w:szCs w:val="24"/>
-        </w:rPr>
-        <w:tab/>
-      </w:r>
-      <w:r>
-        <w:rPr>
-          <w:rFonts w:ascii="Times New Roman" w:hAnsi="Times New Roman" w:cs="Times New Roman"/>
-          <w:sz w:val="24"/>
-          <w:szCs w:val="24"/>
-        </w:rPr>
-        <w:tab/>
-        <w:t>:</w:t>
-      </w:r>
-      <w:r>
-        <w:rPr>
-          <w:rFonts w:ascii="Times New Roman" w:hAnsi="Times New Roman" w:cs="Times New Roman"/>
-          <w:sz w:val="24"/>
-          <w:szCs w:val="24"/>
-        </w:rPr>
-        <w:t xml:space="preserve"> </w:t>
-      </w:r>
-      <w:r>
-        <w:rPr>
-          <w:rFonts w:ascii="Times New Roman" w:hAnsi="Times New Roman" w:cs="Times New Roman"/>
-          <w:sz w:val="24"/>
-          <w:szCs w:val="24"/>
-        </w:rPr>
-        <w:t xml:space="preserve">As per </w:t>
-      </w:r>
-      <w:r>
-        <w:rPr>
-          <w:rFonts w:ascii="Times New Roman" w:hAnsi="Times New Roman" w:cs="Times New Roman"/>
-          <w:sz w:val="24"/>
-          <w:szCs w:val="24"/>
-        </w:rPr>
-        <w:t xml:space="preserve">Qatar </w:t>
-      </w:r>
-      <w:proofErr w:type="spellStart"/>
-      <w:r>
-        <w:rPr>
-          <w:rFonts w:ascii="Times New Roman" w:hAnsi="Times New Roman" w:cs="Times New Roman"/>
-          <w:sz w:val="24"/>
-          <w:szCs w:val="24"/>
-        </w:rPr>
-        <w:t>Labour</w:t>
-      </w:r>
-      <w:proofErr w:type="spellEnd"/>
-      <w:r>
-        <w:rPr>
-          <w:rFonts w:ascii="Times New Roman" w:hAnsi="Times New Roman" w:cs="Times New Roman"/>
-          <w:sz w:val="24"/>
-          <w:szCs w:val="24"/>
-        </w:rPr>
-        <w:t xml:space="preserve"> </w:t>
-      </w:r>
-      <w:r>
-        <w:rPr>
-          <w:rFonts w:ascii="Times New Roman" w:hAnsi="Times New Roman" w:cs="Times New Roman"/>
-          <w:sz w:val="24"/>
-          <w:szCs w:val="24"/>
-        </w:rPr>
-        <w:t>Law</w:t>
-      </w:r>
-    </w:p>
-    <w:p>
-      <w:pPr>
-        <w:pStyle w:val="NoSpacing"/>
-        <w:jc w:val="both"/>
-        <w:rPr>
-          <w:rFonts w:ascii="Times New Roman" w:hAnsi="Times New Roman" w:cs="Times New Roman"/>
-          <w:sz w:val="24"/>
-          <w:szCs w:val="24"/>
-        </w:rPr>
-      </w:pPr>
-      <w:r>
-        <w:rPr>
           <w:b/>
           <w:noProof/>
         </w:rPr>
         <w:drawing>
-          <wp:anchor distT="0" distB="0" distL="114300" distR="114300" simplePos="0" relativeHeight="251660288" behindDoc="1" locked="0" layoutInCell="1" allowOverlap="1" wp14:anchorId="31D5AB16" wp14:editId="2DEF01DD">
+          <wp:anchor distT="0" distB="0" distL="114300" distR="114300" simplePos="0" relativeHeight="251658752" behindDoc="1" locked="0" layoutInCell="1" allowOverlap="1" wp14:anchorId="5F4AE985" wp14:editId="048BF435">
             <wp:simplePos x="0" y="0"/>
             <wp:positionH relativeFrom="column">
-              <wp:posOffset>3914775</wp:posOffset>
+              <wp:posOffset>3702050</wp:posOffset>
             </wp:positionH>
             <wp:positionV relativeFrom="paragraph">
-              <wp:posOffset>41910</wp:posOffset>
+              <wp:posOffset>48260</wp:posOffset>
             </wp:positionV>
             <wp:extent cx="1714532" cy="1897380"/>
-            <wp:effectExtent l="209550" t="190500" r="190500" b="160020"/>
+            <wp:effectExtent l="0" t="0" r="0" b="0"/>
             <wp:wrapNone/>
-            <wp:docPr id="1490901057" name="Picture 0" descr="RS STAMP.jpg"/>
+            <wp:docPr id="1792144971" name="Picture 0" descr="RS STAMP.jpg"/>
             <wp:cNvGraphicFramePr>
               <a:graphicFrameLocks xmlns:a="http://schemas.openxmlformats.org/drawingml/2006/main" noChangeAspect="1"/>
             </wp:cNvGraphicFramePr>
@@ -1464,7 +1378,7 @@
                     </a:stretch>
                   </pic:blipFill>
                   <pic:spPr>
-                    <a:xfrm rot="20781141">
+                    <a:xfrm>
                       <a:off x="0" y="0"/>
                       <a:ext cx="1714532" cy="1897380"/>
                     </a:xfrm>
@@ -1484,6 +1398,122 @@
           </wp:anchor>
         </w:drawing>
       </w:r>
+      <w:r>
+        <w:rPr>
+          <w:rFonts w:ascii="Times New Roman" w:hAnsi="Times New Roman" w:cs="Times New Roman"/>
+          <w:sz w:val="24"/>
+          <w:szCs w:val="24"/>
+        </w:rPr>
+        <w:t>All other terms and conditions</w:t>
+      </w:r>
+      <w:r>
+        <w:rPr>
+          <w:rFonts w:ascii="Times New Roman" w:hAnsi="Times New Roman" w:cs="Times New Roman"/>
+          <w:sz w:val="24"/>
+          <w:szCs w:val="24"/>
+        </w:rPr>
+        <w:tab/>
+      </w:r>
+      <w:r>
+        <w:rPr>
+          <w:rFonts w:ascii="Times New Roman" w:hAnsi="Times New Roman" w:cs="Times New Roman"/>
+          <w:sz w:val="24"/>
+          <w:szCs w:val="24"/>
+        </w:rPr>
+        <w:tab/>
+        <w:t>:</w:t>
+      </w:r>
+      <w:r>
+        <w:rPr>
+          <w:rFonts w:ascii="Times New Roman" w:hAnsi="Times New Roman" w:cs="Times New Roman"/>
+          <w:sz w:val="24"/>
+          <w:szCs w:val="24"/>
+        </w:rPr>
+        <w:t xml:space="preserve"> </w:t>
+      </w:r>
+      <w:r>
+        <w:rPr>
+          <w:rFonts w:ascii="Times New Roman" w:hAnsi="Times New Roman" w:cs="Times New Roman"/>
+          <w:sz w:val="24"/>
+          <w:szCs w:val="24"/>
+        </w:rPr>
+        <w:t xml:space="preserve">As per </w:t>
+      </w:r>
+      <w:r>
+        <w:rPr>
+          <w:rFonts w:ascii="Times New Roman" w:hAnsi="Times New Roman" w:cs="Times New Roman"/>
+          <w:sz w:val="24"/>
+          <w:szCs w:val="24"/>
+        </w:rPr>
+        <w:t xml:space="preserve">Qatar </w:t>
+      </w:r>
+      <w:proofErr w:type="spellStart"/>
+      <w:r>
+        <w:rPr>
+          <w:rFonts w:ascii="Times New Roman" w:hAnsi="Times New Roman" w:cs="Times New Roman"/>
+          <w:sz w:val="24"/>
+          <w:szCs w:val="24"/>
+        </w:rPr>
+        <w:t>Labour</w:t>
+      </w:r>
+      <w:proofErr w:type="spellEnd"/>
+      <w:r>
+        <w:rPr>
+          <w:rFonts w:ascii="Times New Roman" w:hAnsi="Times New Roman" w:cs="Times New Roman"/>
+          <w:sz w:val="24"/>
+          <w:szCs w:val="24"/>
+        </w:rPr>
+        <w:t xml:space="preserve"> </w:t>
+      </w:r>
+      <w:r>
+        <w:rPr>
+          <w:rFonts w:ascii="Times New Roman" w:hAnsi="Times New Roman" w:cs="Times New Roman"/>
+          <w:sz w:val="24"/>
+          <w:szCs w:val="24"/>
+        </w:rPr>
+        <w:t>Law</w:t>
+      </w:r>
+    </w:p>
+    <w:p>
+      <w:pPr>
+        <w:pStyle w:val="NoSpacing"/>
+        <w:jc w:val="both"/>
+        <w:rPr>
+          <w:rFonts w:ascii="Times New Roman" w:hAnsi="Times New Roman" w:cs="Times New Roman"/>
+          <w:sz w:val="24"/>
+          <w:szCs w:val="24"/>
+        </w:rPr>
+      </w:pPr>
+      <w:r>
+        <w:rPr>
+          <w:rFonts w:ascii="Times New Roman" w:hAnsi="Times New Roman" w:cs="Times New Roman"/>
+          <w:noProof/>
+          <w:sz w:val="24"/>
+          <w:szCs w:val="24"/>
+        </w:rPr>
+        <w:pict w14:anchorId="174E44D0">
+          <v:rect id="_x0000_s1027" style="position:absolute;left:0;text-align:left;margin-left:77.8pt;margin-top:11.7pt;width:114.85pt;height:66.2pt;z-index:251662336;mso-position-horizontal-relative:text;mso-position-vertical-relative:text" fillcolor="#4472c4 [3204]" stroked="f">
+            <v:textbox style="mso-next-textbox:#_x0000_s1027">
+              <w:txbxContent>
+                <w:p>
+                  <w:pPr>
+                    <w:rPr>
+                      <w:lang w:val="en-IN"/>
+                    </w:rPr>
+                  </w:pPr>
+                  <w:r>
+                    <w:rPr>
+                      <w:lang w:val="en-IN"/>
+                    </w:rPr>
+                    <w:t>{{SPONSOR_SIGNATURE}}</w:t>
+                  </w:r>
+                </w:p>
+                <w:p/>
+              </w:txbxContent>
+            </v:textbox>
+          </v:rect>
+        </w:pict>
+      </w:r>
     </w:p>
     <w:p>
       <w:pPr>
@@ -1545,6 +1575,37 @@
           <w:szCs w:val="24"/>
         </w:rPr>
       </w:pPr>
+      <w:r>
+        <w:rPr>
+          <w:rFonts w:ascii="Times New Roman" w:hAnsi="Times New Roman" w:cs="Times New Roman"/>
+          <w:noProof/>
+          <w:sz w:val="24"/>
+          <w:szCs w:val="24"/>
+        </w:rPr>
+        <w:pict w14:anchorId="66949239">
+          <v:rect id="_x0000_s1026" style="position:absolute;left:0;text-align:left;margin-left:72.5pt;margin-top:-47.3pt;width:125.95pt;height:74.85pt;z-index:251661312;mso-position-horizontal-relative:text;mso-position-vertical-relative:text">
+            <v:textbox style="mso-next-textbox:#_x0000_s1026">
+              <w:txbxContent>
+                <w:p>
+                  <w:pPr>
+                    <w:rPr>
+                      <w:lang w:val="en-IN"/>
+                    </w:rPr>
+                  </w:pPr>
+                  <w:proofErr w:type="spellStart"/>
+                  <w:r>
+                    <w:rPr>
+                      <w:lang w:val="en-IN"/>
+                    </w:rPr>
+                    <w:t>BoarderBoX</w:t>
+                  </w:r>
+                  <w:proofErr w:type="spellEnd"/>
+                </w:p>
+              </w:txbxContent>
+            </v:textbox>
+          </v:rect>
+        </w:pict>
+      </w:r>
       <w:r>
         <w:rPr>
           <w:rFonts w:ascii="Times New Roman" w:hAnsi="Times New Roman" w:cs="Times New Roman"/>
@@ -2401,6 +2462,37 @@
       <w:r>
         <w:rPr>
           <w:rFonts w:ascii="Times New Roman" w:hAnsi="Times New Roman" w:cs="Times New Roman"/>
+          <w:noProof/>
+          <w:sz w:val="24"/>
+          <w:szCs w:val="24"/>
+        </w:rPr>
+        <w:pict w14:anchorId="66949239">
+          <v:rect id="_x0000_s1028" style="position:absolute;left:0;text-align:left;margin-left:11.75pt;margin-top:23pt;width:125.95pt;height:74.85pt;z-index:251663360;mso-position-horizontal-relative:text;mso-position-vertical-relative:text">
+            <v:textbox style="mso-next-textbox:#_x0000_s1028">
+              <w:txbxContent>
+                <w:p>
+                  <w:pPr>
+                    <w:rPr>
+                      <w:lang w:val="en-IN"/>
+                    </w:rPr>
+                  </w:pPr>
+                  <w:proofErr w:type="spellStart"/>
+                  <w:r>
+                    <w:rPr>
+                      <w:lang w:val="en-IN"/>
+                    </w:rPr>
+                    <w:t>BoarderBoX</w:t>
+                  </w:r>
+                  <w:proofErr w:type="spellEnd"/>
+                </w:p>
+              </w:txbxContent>
+            </v:textbox>
+          </v:rect>
+        </w:pict>
+      </w:r>
+      <w:r>
+        <w:rPr>
+          <w:rFonts w:ascii="Times New Roman" w:hAnsi="Times New Roman" w:cs="Times New Roman"/>
           <w:b/>
           <w:sz w:val="24"/>
           <w:szCs w:val="24"/>
@@ -2437,6 +2529,36 @@
           <w:szCs w:val="24"/>
         </w:rPr>
       </w:pPr>
+      <w:r>
+        <w:rPr>
+          <w:rFonts w:ascii="Times New Roman" w:hAnsi="Times New Roman" w:cs="Times New Roman"/>
+          <w:noProof/>
+          <w:sz w:val="24"/>
+          <w:szCs w:val="24"/>
+        </w:rPr>
+        <w:pict w14:anchorId="174E44D0">
+          <v:rect id="_x0000_s1029" style="position:absolute;left:0;text-align:left;margin-left:15.3pt;margin-top:3.55pt;width:117pt;height:65.5pt;z-index:251664384;mso-position-horizontal-relative:text;mso-position-vertical-relative:text" fillcolor="#4472c4 [3204]" stroked="f">
+            <v:textbox style="mso-next-textbox:#_x0000_s1029">
+              <w:txbxContent>
+                <w:p>
+                  <w:pPr>
+                    <w:rPr>
+                      <w:lang w:val="en-IN"/>
+                    </w:rPr>
+                  </w:pPr>
+                  <w:r>
+                    <w:rPr>
+                      <w:lang w:val="en-IN"/>
+                    </w:rPr>
+                    <w:t>{{SPONSOR_SIGNATURE}}</w:t>
+                  </w:r>
+                </w:p>
+                <w:p/>
+              </w:txbxContent>
+            </v:textbox>
+          </v:rect>
+        </w:pict>
+      </w:r>
     </w:p>
     <w:p>
       <w:pPr>
